--- a/assets/course-documents/Sketchbook-Cover-Reflection-EN.docx
+++ b/assets/course-documents/Sketchbook-Cover-Reflection-EN.docx
@@ -4,14 +4,22 @@
   <w:body>
     <w:p>
       <w:pPr>
-        <w:spacing w:after="60"/>
-        <w:jc w:val="left"/>
+        <w:spacing w:after="20" w:before="160"/>
+        <w:jc w:val="center"/>
       </w:pPr>
       <w:r>
         <w:drawing>
-          <wp:inline distT="0" distB="0" distL="0" distR="0">
-            <wp:extent cx="1257300" cy="1257300"/>
+          <wp:anchor distT="0" distB="0" distL="0" distR="0" simplePos="0" allowOverlap="1" behindDoc="1" locked="0" layoutInCell="1" relativeHeight="914400">
+            <wp:simplePos x="0" y="0"/>
+            <wp:positionH relativeFrom="page">
+              <wp:posOffset>460000</wp:posOffset>
+            </wp:positionH>
+            <wp:positionV relativeFrom="page">
+              <wp:posOffset>430000</wp:posOffset>
+            </wp:positionV>
+            <wp:extent cx="914400" cy="914400"/>
             <wp:effectExtent t="0" r="0" b="0" l="0"/>
+            <wp:wrapNone/>
             <wp:docPr id="1" name="PVHS" descr="Pioneer Valley High School" title="PVHS"/>
             <wp:cNvGraphicFramePr>
               <a:graphicFrameLocks xmlns:a="http://schemas.openxmlformats.org/drawingml/2006/main" noChangeAspect="1"/>
@@ -35,7 +43,7 @@
                   <pic:spPr bwMode="auto">
                     <a:xfrm>
                       <a:off x="0" y="0"/>
-                      <a:ext cx="1257300" cy="1257300"/>
+                      <a:ext cx="914400" cy="914400"/>
                     </a:xfrm>
                     <a:prstGeom prst="rect">
                       <a:avLst/>
@@ -44,111 +52,61 @@
                 </pic:pic>
               </a:graphicData>
             </a:graphic>
-          </wp:inline>
+          </wp:anchor>
         </w:drawing>
       </w:r>
-    </w:p>
-    <w:p>
-      <w:pPr>
-        <w:pBdr>
-          <w:bottom w:val="single" w:color="007474" w:sz="18" w:space="4"/>
-        </w:pBdr>
-        <w:spacing w:after="0"/>
-      </w:pPr>
       <w:r>
         <w:rPr>
           <w:rFonts w:ascii="Arial" w:cs="Arial" w:eastAsia="Arial" w:hAnsi="Arial"/>
           <w:b/>
           <w:bCs/>
           <w:color w:val="007474"/>
-          <w:sz w:val="36"/>
-          <w:szCs w:val="36"/>
+          <w:sz w:val="40"/>
+          <w:szCs w:val="40"/>
         </w:rPr>
-        <w:t xml:space="preserve">Sketchbook Cover Reflection</w:t>
-      </w:r>
-    </w:p>
-    <w:p>
-      <w:pPr>
-        <w:spacing w:after="220" w:before="60"/>
+        <w:t xml:space="preserve">Sketchbook Cover Art: Reflection</w:t>
+      </w:r>
+    </w:p>
+    <w:p>
+      <w:pPr>
+        <w:spacing w:after="120"/>
+        <w:jc w:val="center"/>
       </w:pPr>
       <w:r>
         <w:rPr>
           <w:rFonts w:ascii="Arial" w:cs="Arial" w:eastAsia="Arial" w:hAnsi="Arial"/>
-          <w:color w:val="777777"/>
-          <w:sz w:val="18"/>
-          <w:szCs w:val="18"/>
+          <w:color w:val="8A8A8A"/>
+          <w:sz w:val="20"/>
+          <w:szCs w:val="20"/>
         </w:rPr>
-        <w:t xml:space="preserve">DIGITAL ARTS 1A  •  PIONEER VALLEY HIGH SCHOOL  •  MR. SILVA</w:t>
-      </w:r>
-    </w:p>
-    <w:p>
-      <w:pPr>
-        <w:spacing w:after="200"/>
+        <w:t xml:space="preserve">Digital Arts 1A · Pioneer Valley High School · Mr. Silva</w:t>
+      </w:r>
+    </w:p>
+    <w:p>
+      <w:pPr>
+        <w:pBdr>
+          <w:bottom w:val="single" w:color="007474" w:sz="18" w:space="2"/>
+        </w:pBdr>
+        <w:spacing w:after="160"/>
       </w:pPr>
       <w:r>
         <w:rPr>
-          <w:b/>
-          <w:bCs/>
-          <w:sz w:val="22"/>
-          <w:szCs w:val="22"/>
+          <w:sz w:val="2"/>
+          <w:szCs w:val="2"/>
         </w:rPr>
-        <w:t xml:space="preserve">Name: </w:t>
-      </w:r>
-      <w:r>
-        <w:rPr>
-          <w:color w:val="888888"/>
-        </w:rPr>
-        <w:t xml:space="preserve">______________________________</w:t>
-      </w:r>
-      <w:r>
-        <w:rPr>
-          <w:b/>
-          <w:bCs/>
-          <w:sz w:val="22"/>
-          <w:szCs w:val="22"/>
-        </w:rPr>
-        <w:t xml:space="preserve">   Period: </w:t>
-      </w:r>
-      <w:r>
-        <w:rPr>
-          <w:color w:val="888888"/>
-        </w:rPr>
-        <w:t xml:space="preserve">__________</w:t>
-      </w:r>
-      <w:r>
-        <w:rPr>
-          <w:b/>
-          <w:bCs/>
-          <w:sz w:val="22"/>
-          <w:szCs w:val="22"/>
-        </w:rPr>
-        <w:t xml:space="preserve">   Date: </w:t>
-      </w:r>
-      <w:r>
-        <w:rPr>
-          <w:color w:val="888888"/>
-        </w:rPr>
-        <w:t xml:space="preserve">______________</w:t>
-      </w:r>
-    </w:p>
-    <w:p>
-      <w:pPr>
-        <w:spacing w:after="60"/>
-      </w:pPr>
-      <w:r>
-        <w:rPr>
-          <w:i/>
-          <w:iCs/>
-          <w:color w:val="555555"/>
-          <w:sz w:val="22"/>
-          <w:szCs w:val="22"/>
-        </w:rPr>
-        <w:t xml:space="preserve">Answer each question in complete sentences. The box grows as you type.</w:t>
-      </w:r>
-    </w:p>
-    <w:p>
-      <w:pPr>
-        <w:spacing w:after="100" w:before="320"/>
+        <w:t xml:space="preserve"/>
+      </w:r>
+    </w:p>
+    <w:p>
+      <w:pPr>
+        <w:pBdr>
+          <w:bottom w:val="single" w:color="C4C4C4" w:sz="6" w:space="6"/>
+        </w:pBdr>
+        <w:tabs>
+          <w:tab w:val="left" w:pos="4200"/>
+          <w:tab w:val="left" w:pos="8000"/>
+        </w:tabs>
+        <w:spacing w:after="40"/>
       </w:pPr>
       <w:r>
         <w:rPr>
@@ -156,26 +114,115 @@
           <w:b/>
           <w:bCs/>
           <w:color w:val="007474"/>
-          <w:sz w:val="24"/>
-          <w:szCs w:val="24"/>
+          <w:sz w:val="22"/>
+          <w:szCs w:val="22"/>
         </w:rPr>
-        <w:t xml:space="preserve">1.  </w:t>
+        <w:t xml:space="preserve">Name</w:t>
       </w:r>
       <w:r>
         <w:rPr>
           <w:rFonts w:ascii="Arial" w:cs="Arial" w:eastAsia="Arial" w:hAnsi="Arial"/>
           <w:b/>
           <w:bCs/>
-          <w:color w:val="10302F"/>
-          <w:sz w:val="24"/>
-          <w:szCs w:val="24"/>
+          <w:color w:val="007474"/>
+          <w:sz w:val="22"/>
+          <w:szCs w:val="22"/>
         </w:rPr>
-        <w:t xml:space="preserve">What are the 3 motivational words on your cover?</w:t>
+        <w:t xml:space="preserve">	Period</w:t>
+      </w:r>
+      <w:r>
+        <w:rPr>
+          <w:rFonts w:ascii="Arial" w:cs="Arial" w:eastAsia="Arial" w:hAnsi="Arial"/>
+          <w:b/>
+          <w:bCs/>
+          <w:color w:val="007474"/>
+          <w:sz w:val="22"/>
+          <w:szCs w:val="22"/>
+        </w:rPr>
+        <w:t xml:space="preserve">	Date</w:t>
+      </w:r>
+    </w:p>
+    <w:p>
+      <w:pPr>
+        <w:spacing w:after="120" w:before="100"/>
+      </w:pPr>
+      <w:r>
+        <w:rPr>
+          <w:rFonts w:ascii="Arial" w:cs="Arial" w:eastAsia="Arial" w:hAnsi="Arial"/>
+          <w:i/>
+          <w:iCs/>
+          <w:color w:val="8A8A8A"/>
+          <w:sz w:val="22"/>
+          <w:szCs w:val="22"/>
+        </w:rPr>
+        <w:t xml:space="preserve">Take your time and answer in full sentences.</w:t>
       </w:r>
     </w:p>
     <w:tbl>
       <w:tblPr>
-        <w:tblW w:type="dxa" w:w="9360"/>
+        <w:tblW w:type="dxa" w:w="10800"/>
+        <w:tblBorders>
+          <w:top w:val="none"/>
+          <w:left w:val="none"/>
+          <w:bottom w:val="none"/>
+          <w:right w:val="none"/>
+          <w:insideH w:val="single" w:color="auto" w:sz="4"/>
+          <w:insideV w:val="single" w:color="auto" w:sz="4"/>
+        </w:tblBorders>
+      </w:tblPr>
+      <w:tblGrid>
+        <w:gridCol w:w="10800"/>
+      </w:tblGrid>
+      <w:tr>
+        <w:tc>
+          <w:tcPr>
+            <w:tcW w:type="dxa" w:w="10800"/>
+            <w:shd w:fill="007474" w:val="clear"/>
+            <w:tcMar>
+              <w:top w:type="dxa" w:w="70"/>
+              <w:left w:type="dxa" w:w="160"/>
+              <w:bottom w:type="dxa" w:w="70"/>
+              <w:right w:type="dxa" w:w="160"/>
+            </w:tcMar>
+          </w:tcPr>
+          <w:p>
+            <w:r>
+              <w:rPr>
+                <w:rFonts w:ascii="Arial" w:cs="Arial" w:eastAsia="Arial" w:hAnsi="Arial"/>
+                <w:b/>
+                <w:bCs/>
+                <w:color w:val="FFFFFF"/>
+                <w:sz w:val="23"/>
+                <w:szCs w:val="23"/>
+              </w:rPr>
+              <w:t xml:space="preserve">1.  </w:t>
+            </w:r>
+            <w:r>
+              <w:rPr>
+                <w:rFonts w:ascii="Arial" w:cs="Arial" w:eastAsia="Arial" w:hAnsi="Arial"/>
+                <w:b/>
+                <w:bCs/>
+                <w:color w:val="FFFFFF"/>
+                <w:sz w:val="23"/>
+                <w:szCs w:val="23"/>
+              </w:rPr>
+              <w:t xml:space="preserve">What are the 3 motivational words on your cover?</w:t>
+            </w:r>
+          </w:p>
+        </w:tc>
+      </w:tr>
+    </w:tbl>
+    <w:p>
+      <w:pPr>
+        <w:spacing w:after="60"/>
+      </w:pPr>
+      <w:r>
+        <w:t xml:space="preserve"/>
+      </w:r>
+    </w:p>
+    <w:tbl>
+      <w:tblPr>
+        <w:tblW w:type="dxa" w:w="10800"/>
         <w:tblBorders>
           <w:top w:val="single" w:color="auto" w:sz="4"/>
           <w:left w:val="single" w:color="auto" w:sz="4"/>
@@ -186,32 +233,38 @@
         </w:tblBorders>
       </w:tblPr>
       <w:tblGrid>
-        <w:gridCol w:w="9360"/>
+        <w:gridCol w:w="10800"/>
       </w:tblGrid>
       <w:tr>
         <w:trPr>
-          <w:trHeight w:val="1300" w:hRule="atLeast"/>
+          <w:trHeight w:val="1500" w:hRule="atLeast"/>
         </w:trPr>
         <w:tc>
           <w:tcPr>
-            <w:tcW w:type="dxa" w:w="9360"/>
+            <w:tcW w:type="dxa" w:w="10800"/>
             <w:tcBorders>
-              <w:top w:val="single" w:color="888888" w:sz="8"/>
-              <w:left w:val="single" w:color="888888" w:sz="8"/>
-              <w:bottom w:val="single" w:color="888888" w:sz="8"/>
-              <w:right w:val="single" w:color="888888" w:sz="8"/>
+              <w:top w:val="single" w:color="C4C4C4" w:sz="8"/>
+              <w:left w:val="single" w:color="C4C4C4" w:sz="8"/>
+              <w:bottom w:val="single" w:color="C4C4C4" w:sz="8"/>
+              <w:right w:val="single" w:color="C4C4C4" w:sz="8"/>
             </w:tcBorders>
-            <w:shd w:fill="FAFAFA" w:val="clear"/>
             <w:tcMar>
               <w:top w:type="dxa" w:w="100"/>
-              <w:left w:type="dxa" w:w="140"/>
+              <w:left w:type="dxa" w:w="160"/>
               <w:bottom w:type="dxa" w:w="100"/>
-              <w:right w:type="dxa" w:w="140"/>
+              <w:right w:type="dxa" w:w="160"/>
             </w:tcMar>
           </w:tcPr>
           <w:p>
             <w:r>
-              <w:t xml:space="preserve"/>
+              <w:rPr>
+                <w:i/>
+                <w:iCs/>
+                <w:color w:val="8A8A8A"/>
+                <w:sz w:val="22"/>
+                <w:szCs w:val="22"/>
+              </w:rPr>
+              <w:t xml:space="preserve">Type your answer here.</w:t>
             </w:r>
           </w:p>
         </w:tc>
@@ -219,34 +272,77 @@
     </w:tbl>
     <w:p>
       <w:pPr>
-        <w:spacing w:after="100" w:before="320"/>
-      </w:pPr>
-      <w:r>
-        <w:rPr>
-          <w:rFonts w:ascii="Arial" w:cs="Arial" w:eastAsia="Arial" w:hAnsi="Arial"/>
-          <w:b/>
-          <w:bCs/>
-          <w:color w:val="007474"/>
-          <w:sz w:val="24"/>
-          <w:szCs w:val="24"/>
-        </w:rPr>
-        <w:t xml:space="preserve">2.  </w:t>
-      </w:r>
-      <w:r>
-        <w:rPr>
-          <w:rFonts w:ascii="Arial" w:cs="Arial" w:eastAsia="Arial" w:hAnsi="Arial"/>
-          <w:b/>
-          <w:bCs/>
-          <w:color w:val="10302F"/>
-          <w:sz w:val="24"/>
-          <w:szCs w:val="24"/>
-        </w:rPr>
-        <w:t xml:space="preserve">Which word did you draw in Cooper Black?</w:t>
+        <w:spacing w:after="160"/>
+      </w:pPr>
+      <w:r>
+        <w:t xml:space="preserve"/>
       </w:r>
     </w:p>
     <w:tbl>
       <w:tblPr>
-        <w:tblW w:type="dxa" w:w="9360"/>
+        <w:tblW w:type="dxa" w:w="10800"/>
+        <w:tblBorders>
+          <w:top w:val="none"/>
+          <w:left w:val="none"/>
+          <w:bottom w:val="none"/>
+          <w:right w:val="none"/>
+          <w:insideH w:val="single" w:color="auto" w:sz="4"/>
+          <w:insideV w:val="single" w:color="auto" w:sz="4"/>
+        </w:tblBorders>
+      </w:tblPr>
+      <w:tblGrid>
+        <w:gridCol w:w="10800"/>
+      </w:tblGrid>
+      <w:tr>
+        <w:tc>
+          <w:tcPr>
+            <w:tcW w:type="dxa" w:w="10800"/>
+            <w:shd w:fill="007474" w:val="clear"/>
+            <w:tcMar>
+              <w:top w:type="dxa" w:w="70"/>
+              <w:left w:type="dxa" w:w="160"/>
+              <w:bottom w:type="dxa" w:w="70"/>
+              <w:right w:type="dxa" w:w="160"/>
+            </w:tcMar>
+          </w:tcPr>
+          <w:p>
+            <w:r>
+              <w:rPr>
+                <w:rFonts w:ascii="Arial" w:cs="Arial" w:eastAsia="Arial" w:hAnsi="Arial"/>
+                <w:b/>
+                <w:bCs/>
+                <w:color w:val="FFFFFF"/>
+                <w:sz w:val="23"/>
+                <w:szCs w:val="23"/>
+              </w:rPr>
+              <w:t xml:space="preserve">2.  </w:t>
+            </w:r>
+            <w:r>
+              <w:rPr>
+                <w:rFonts w:ascii="Arial" w:cs="Arial" w:eastAsia="Arial" w:hAnsi="Arial"/>
+                <w:b/>
+                <w:bCs/>
+                <w:color w:val="FFFFFF"/>
+                <w:sz w:val="23"/>
+                <w:szCs w:val="23"/>
+              </w:rPr>
+              <w:t xml:space="preserve">Which word did you draw in Cooper Black?</w:t>
+            </w:r>
+          </w:p>
+        </w:tc>
+      </w:tr>
+    </w:tbl>
+    <w:p>
+      <w:pPr>
+        <w:spacing w:after="60"/>
+      </w:pPr>
+      <w:r>
+        <w:t xml:space="preserve"/>
+      </w:r>
+    </w:p>
+    <w:tbl>
+      <w:tblPr>
+        <w:tblW w:type="dxa" w:w="10800"/>
         <w:tblBorders>
           <w:top w:val="single" w:color="auto" w:sz="4"/>
           <w:left w:val="single" w:color="auto" w:sz="4"/>
@@ -257,32 +353,38 @@
         </w:tblBorders>
       </w:tblPr>
       <w:tblGrid>
-        <w:gridCol w:w="9360"/>
+        <w:gridCol w:w="10800"/>
       </w:tblGrid>
       <w:tr>
         <w:trPr>
-          <w:trHeight w:val="1300" w:hRule="atLeast"/>
+          <w:trHeight w:val="1500" w:hRule="atLeast"/>
         </w:trPr>
         <w:tc>
           <w:tcPr>
-            <w:tcW w:type="dxa" w:w="9360"/>
+            <w:tcW w:type="dxa" w:w="10800"/>
             <w:tcBorders>
-              <w:top w:val="single" w:color="888888" w:sz="8"/>
-              <w:left w:val="single" w:color="888888" w:sz="8"/>
-              <w:bottom w:val="single" w:color="888888" w:sz="8"/>
-              <w:right w:val="single" w:color="888888" w:sz="8"/>
+              <w:top w:val="single" w:color="C4C4C4" w:sz="8"/>
+              <w:left w:val="single" w:color="C4C4C4" w:sz="8"/>
+              <w:bottom w:val="single" w:color="C4C4C4" w:sz="8"/>
+              <w:right w:val="single" w:color="C4C4C4" w:sz="8"/>
             </w:tcBorders>
-            <w:shd w:fill="FAFAFA" w:val="clear"/>
             <w:tcMar>
               <w:top w:type="dxa" w:w="100"/>
-              <w:left w:type="dxa" w:w="140"/>
+              <w:left w:type="dxa" w:w="160"/>
               <w:bottom w:type="dxa" w:w="100"/>
-              <w:right w:type="dxa" w:w="140"/>
+              <w:right w:type="dxa" w:w="160"/>
             </w:tcMar>
           </w:tcPr>
           <w:p>
             <w:r>
-              <w:t xml:space="preserve"/>
+              <w:rPr>
+                <w:i/>
+                <w:iCs/>
+                <w:color w:val="8A8A8A"/>
+                <w:sz w:val="22"/>
+                <w:szCs w:val="22"/>
+              </w:rPr>
+              <w:t xml:space="preserve">Type your answer here.</w:t>
             </w:r>
           </w:p>
         </w:tc>
@@ -290,34 +392,77 @@
     </w:tbl>
     <w:p>
       <w:pPr>
-        <w:spacing w:after="100" w:before="320"/>
-      </w:pPr>
-      <w:r>
-        <w:rPr>
-          <w:rFonts w:ascii="Arial" w:cs="Arial" w:eastAsia="Arial" w:hAnsi="Arial"/>
-          <w:b/>
-          <w:bCs/>
-          <w:color w:val="007474"/>
-          <w:sz w:val="24"/>
-          <w:szCs w:val="24"/>
-        </w:rPr>
-        <w:t xml:space="preserve">3.  </w:t>
-      </w:r>
-      <w:r>
-        <w:rPr>
-          <w:rFonts w:ascii="Arial" w:cs="Arial" w:eastAsia="Arial" w:hAnsi="Arial"/>
-          <w:b/>
-          <w:bCs/>
-          <w:color w:val="10302F"/>
-          <w:sz w:val="24"/>
-          <w:szCs w:val="24"/>
-        </w:rPr>
-        <w:t xml:space="preserve">Name the 2 typefaces you chose from Adobe Fonts (one for each of your other 2 words).</w:t>
+        <w:spacing w:after="160"/>
+      </w:pPr>
+      <w:r>
+        <w:t xml:space="preserve"/>
       </w:r>
     </w:p>
     <w:tbl>
       <w:tblPr>
-        <w:tblW w:type="dxa" w:w="9360"/>
+        <w:tblW w:type="dxa" w:w="10800"/>
+        <w:tblBorders>
+          <w:top w:val="none"/>
+          <w:left w:val="none"/>
+          <w:bottom w:val="none"/>
+          <w:right w:val="none"/>
+          <w:insideH w:val="single" w:color="auto" w:sz="4"/>
+          <w:insideV w:val="single" w:color="auto" w:sz="4"/>
+        </w:tblBorders>
+      </w:tblPr>
+      <w:tblGrid>
+        <w:gridCol w:w="10800"/>
+      </w:tblGrid>
+      <w:tr>
+        <w:tc>
+          <w:tcPr>
+            <w:tcW w:type="dxa" w:w="10800"/>
+            <w:shd w:fill="007474" w:val="clear"/>
+            <w:tcMar>
+              <w:top w:type="dxa" w:w="70"/>
+              <w:left w:type="dxa" w:w="160"/>
+              <w:bottom w:type="dxa" w:w="70"/>
+              <w:right w:type="dxa" w:w="160"/>
+            </w:tcMar>
+          </w:tcPr>
+          <w:p>
+            <w:r>
+              <w:rPr>
+                <w:rFonts w:ascii="Arial" w:cs="Arial" w:eastAsia="Arial" w:hAnsi="Arial"/>
+                <w:b/>
+                <w:bCs/>
+                <w:color w:val="FFFFFF"/>
+                <w:sz w:val="23"/>
+                <w:szCs w:val="23"/>
+              </w:rPr>
+              <w:t xml:space="preserve">3.  </w:t>
+            </w:r>
+            <w:r>
+              <w:rPr>
+                <w:rFonts w:ascii="Arial" w:cs="Arial" w:eastAsia="Arial" w:hAnsi="Arial"/>
+                <w:b/>
+                <w:bCs/>
+                <w:color w:val="FFFFFF"/>
+                <w:sz w:val="23"/>
+                <w:szCs w:val="23"/>
+              </w:rPr>
+              <w:t xml:space="preserve">Name the 2 typefaces you chose from Adobe Fonts (one for each of your other 2 words).</w:t>
+            </w:r>
+          </w:p>
+        </w:tc>
+      </w:tr>
+    </w:tbl>
+    <w:p>
+      <w:pPr>
+        <w:spacing w:after="60"/>
+      </w:pPr>
+      <w:r>
+        <w:t xml:space="preserve"/>
+      </w:r>
+    </w:p>
+    <w:tbl>
+      <w:tblPr>
+        <w:tblW w:type="dxa" w:w="10800"/>
         <w:tblBorders>
           <w:top w:val="single" w:color="auto" w:sz="4"/>
           <w:left w:val="single" w:color="auto" w:sz="4"/>
@@ -328,32 +473,38 @@
         </w:tblBorders>
       </w:tblPr>
       <w:tblGrid>
-        <w:gridCol w:w="9360"/>
+        <w:gridCol w:w="10800"/>
       </w:tblGrid>
       <w:tr>
         <w:trPr>
-          <w:trHeight w:val="1300" w:hRule="atLeast"/>
+          <w:trHeight w:val="1500" w:hRule="atLeast"/>
         </w:trPr>
         <w:tc>
           <w:tcPr>
-            <w:tcW w:type="dxa" w:w="9360"/>
+            <w:tcW w:type="dxa" w:w="10800"/>
             <w:tcBorders>
-              <w:top w:val="single" w:color="888888" w:sz="8"/>
-              <w:left w:val="single" w:color="888888" w:sz="8"/>
-              <w:bottom w:val="single" w:color="888888" w:sz="8"/>
-              <w:right w:val="single" w:color="888888" w:sz="8"/>
+              <w:top w:val="single" w:color="C4C4C4" w:sz="8"/>
+              <w:left w:val="single" w:color="C4C4C4" w:sz="8"/>
+              <w:bottom w:val="single" w:color="C4C4C4" w:sz="8"/>
+              <w:right w:val="single" w:color="C4C4C4" w:sz="8"/>
             </w:tcBorders>
-            <w:shd w:fill="FAFAFA" w:val="clear"/>
             <w:tcMar>
               <w:top w:type="dxa" w:w="100"/>
-              <w:left w:type="dxa" w:w="140"/>
+              <w:left w:type="dxa" w:w="160"/>
               <w:bottom w:type="dxa" w:w="100"/>
-              <w:right w:type="dxa" w:w="140"/>
+              <w:right w:type="dxa" w:w="160"/>
             </w:tcMar>
           </w:tcPr>
           <w:p>
             <w:r>
-              <w:t xml:space="preserve"/>
+              <w:rPr>
+                <w:i/>
+                <w:iCs/>
+                <w:color w:val="8A8A8A"/>
+                <w:sz w:val="22"/>
+                <w:szCs w:val="22"/>
+              </w:rPr>
+              <w:t xml:space="preserve">Type your answer here.</w:t>
             </w:r>
           </w:p>
         </w:tc>
@@ -361,34 +512,77 @@
     </w:tbl>
     <w:p>
       <w:pPr>
-        <w:spacing w:after="100" w:before="320"/>
-      </w:pPr>
-      <w:r>
-        <w:rPr>
-          <w:rFonts w:ascii="Arial" w:cs="Arial" w:eastAsia="Arial" w:hAnsi="Arial"/>
-          <w:b/>
-          <w:bCs/>
-          <w:color w:val="007474"/>
-          <w:sz w:val="24"/>
-          <w:szCs w:val="24"/>
-        </w:rPr>
-        <w:t xml:space="preserve">4.  </w:t>
-      </w:r>
-      <w:r>
-        <w:rPr>
-          <w:rFonts w:ascii="Arial" w:cs="Arial" w:eastAsia="Arial" w:hAnsi="Arial"/>
-          <w:b/>
-          <w:bCs/>
-          <w:color w:val="10302F"/>
-          <w:sz w:val="24"/>
-          <w:szCs w:val="24"/>
-        </w:rPr>
-        <w:t xml:space="preserve">On the Adobe Fonts website, how can you test and see your own word in a font? Explain the steps.</w:t>
+        <w:spacing w:after="160"/>
+      </w:pPr>
+      <w:r>
+        <w:t xml:space="preserve"/>
       </w:r>
     </w:p>
     <w:tbl>
       <w:tblPr>
-        <w:tblW w:type="dxa" w:w="9360"/>
+        <w:tblW w:type="dxa" w:w="10800"/>
+        <w:tblBorders>
+          <w:top w:val="none"/>
+          <w:left w:val="none"/>
+          <w:bottom w:val="none"/>
+          <w:right w:val="none"/>
+          <w:insideH w:val="single" w:color="auto" w:sz="4"/>
+          <w:insideV w:val="single" w:color="auto" w:sz="4"/>
+        </w:tblBorders>
+      </w:tblPr>
+      <w:tblGrid>
+        <w:gridCol w:w="10800"/>
+      </w:tblGrid>
+      <w:tr>
+        <w:tc>
+          <w:tcPr>
+            <w:tcW w:type="dxa" w:w="10800"/>
+            <w:shd w:fill="007474" w:val="clear"/>
+            <w:tcMar>
+              <w:top w:type="dxa" w:w="70"/>
+              <w:left w:type="dxa" w:w="160"/>
+              <w:bottom w:type="dxa" w:w="70"/>
+              <w:right w:type="dxa" w:w="160"/>
+            </w:tcMar>
+          </w:tcPr>
+          <w:p>
+            <w:r>
+              <w:rPr>
+                <w:rFonts w:ascii="Arial" w:cs="Arial" w:eastAsia="Arial" w:hAnsi="Arial"/>
+                <w:b/>
+                <w:bCs/>
+                <w:color w:val="FFFFFF"/>
+                <w:sz w:val="23"/>
+                <w:szCs w:val="23"/>
+              </w:rPr>
+              <w:t xml:space="preserve">4.  </w:t>
+            </w:r>
+            <w:r>
+              <w:rPr>
+                <w:rFonts w:ascii="Arial" w:cs="Arial" w:eastAsia="Arial" w:hAnsi="Arial"/>
+                <w:b/>
+                <w:bCs/>
+                <w:color w:val="FFFFFF"/>
+                <w:sz w:val="23"/>
+                <w:szCs w:val="23"/>
+              </w:rPr>
+              <w:t xml:space="preserve">On the Adobe Fonts website, how can you test and see your own word in a font? Explain the steps.</w:t>
+            </w:r>
+          </w:p>
+        </w:tc>
+      </w:tr>
+    </w:tbl>
+    <w:p>
+      <w:pPr>
+        <w:spacing w:after="60"/>
+      </w:pPr>
+      <w:r>
+        <w:t xml:space="preserve"/>
+      </w:r>
+    </w:p>
+    <w:tbl>
+      <w:tblPr>
+        <w:tblW w:type="dxa" w:w="10800"/>
         <w:tblBorders>
           <w:top w:val="single" w:color="auto" w:sz="4"/>
           <w:left w:val="single" w:color="auto" w:sz="4"/>
@@ -399,32 +593,38 @@
         </w:tblBorders>
       </w:tblPr>
       <w:tblGrid>
-        <w:gridCol w:w="9360"/>
+        <w:gridCol w:w="10800"/>
       </w:tblGrid>
       <w:tr>
         <w:trPr>
-          <w:trHeight w:val="1300" w:hRule="atLeast"/>
+          <w:trHeight w:val="1500" w:hRule="atLeast"/>
         </w:trPr>
         <w:tc>
           <w:tcPr>
-            <w:tcW w:type="dxa" w:w="9360"/>
+            <w:tcW w:type="dxa" w:w="10800"/>
             <w:tcBorders>
-              <w:top w:val="single" w:color="888888" w:sz="8"/>
-              <w:left w:val="single" w:color="888888" w:sz="8"/>
-              <w:bottom w:val="single" w:color="888888" w:sz="8"/>
-              <w:right w:val="single" w:color="888888" w:sz="8"/>
+              <w:top w:val="single" w:color="C4C4C4" w:sz="8"/>
+              <w:left w:val="single" w:color="C4C4C4" w:sz="8"/>
+              <w:bottom w:val="single" w:color="C4C4C4" w:sz="8"/>
+              <w:right w:val="single" w:color="C4C4C4" w:sz="8"/>
             </w:tcBorders>
-            <w:shd w:fill="FAFAFA" w:val="clear"/>
             <w:tcMar>
               <w:top w:type="dxa" w:w="100"/>
-              <w:left w:type="dxa" w:w="140"/>
+              <w:left w:type="dxa" w:w="160"/>
               <w:bottom w:type="dxa" w:w="100"/>
-              <w:right w:type="dxa" w:w="140"/>
+              <w:right w:type="dxa" w:w="160"/>
             </w:tcMar>
           </w:tcPr>
           <w:p>
             <w:r>
-              <w:t xml:space="preserve"/>
+              <w:rPr>
+                <w:i/>
+                <w:iCs/>
+                <w:color w:val="8A8A8A"/>
+                <w:sz w:val="22"/>
+                <w:szCs w:val="22"/>
+              </w:rPr>
+              <w:t xml:space="preserve">Type your answer here.</w:t>
             </w:r>
           </w:p>
         </w:tc>
@@ -432,34 +632,77 @@
     </w:tbl>
     <w:p>
       <w:pPr>
-        <w:spacing w:after="100" w:before="320"/>
-      </w:pPr>
-      <w:r>
-        <w:rPr>
-          <w:rFonts w:ascii="Arial" w:cs="Arial" w:eastAsia="Arial" w:hAnsi="Arial"/>
-          <w:b/>
-          <w:bCs/>
-          <w:color w:val="007474"/>
-          <w:sz w:val="24"/>
-          <w:szCs w:val="24"/>
-        </w:rPr>
-        <w:t xml:space="preserve">5.  </w:t>
-      </w:r>
-      <w:r>
-        <w:rPr>
-          <w:rFonts w:ascii="Arial" w:cs="Arial" w:eastAsia="Arial" w:hAnsi="Arial"/>
-          <w:b/>
-          <w:bCs/>
-          <w:color w:val="10302F"/>
-          <w:sz w:val="24"/>
-          <w:szCs w:val="24"/>
-        </w:rPr>
-        <w:t xml:space="preserve">Which medium or mediums did you use, and why?</w:t>
+        <w:spacing w:after="160"/>
+      </w:pPr>
+      <w:r>
+        <w:t xml:space="preserve"/>
       </w:r>
     </w:p>
     <w:tbl>
       <w:tblPr>
-        <w:tblW w:type="dxa" w:w="9360"/>
+        <w:tblW w:type="dxa" w:w="10800"/>
+        <w:tblBorders>
+          <w:top w:val="none"/>
+          <w:left w:val="none"/>
+          <w:bottom w:val="none"/>
+          <w:right w:val="none"/>
+          <w:insideH w:val="single" w:color="auto" w:sz="4"/>
+          <w:insideV w:val="single" w:color="auto" w:sz="4"/>
+        </w:tblBorders>
+      </w:tblPr>
+      <w:tblGrid>
+        <w:gridCol w:w="10800"/>
+      </w:tblGrid>
+      <w:tr>
+        <w:tc>
+          <w:tcPr>
+            <w:tcW w:type="dxa" w:w="10800"/>
+            <w:shd w:fill="007474" w:val="clear"/>
+            <w:tcMar>
+              <w:top w:type="dxa" w:w="70"/>
+              <w:left w:type="dxa" w:w="160"/>
+              <w:bottom w:type="dxa" w:w="70"/>
+              <w:right w:type="dxa" w:w="160"/>
+            </w:tcMar>
+          </w:tcPr>
+          <w:p>
+            <w:r>
+              <w:rPr>
+                <w:rFonts w:ascii="Arial" w:cs="Arial" w:eastAsia="Arial" w:hAnsi="Arial"/>
+                <w:b/>
+                <w:bCs/>
+                <w:color w:val="FFFFFF"/>
+                <w:sz w:val="23"/>
+                <w:szCs w:val="23"/>
+              </w:rPr>
+              <w:t xml:space="preserve">5.  </w:t>
+            </w:r>
+            <w:r>
+              <w:rPr>
+                <w:rFonts w:ascii="Arial" w:cs="Arial" w:eastAsia="Arial" w:hAnsi="Arial"/>
+                <w:b/>
+                <w:bCs/>
+                <w:color w:val="FFFFFF"/>
+                <w:sz w:val="23"/>
+                <w:szCs w:val="23"/>
+              </w:rPr>
+              <w:t xml:space="preserve">Which medium or mediums (the tools or materials you used, like pencil, marker, or colored pencil) did you use, and why?</w:t>
+            </w:r>
+          </w:p>
+        </w:tc>
+      </w:tr>
+    </w:tbl>
+    <w:p>
+      <w:pPr>
+        <w:spacing w:after="60"/>
+      </w:pPr>
+      <w:r>
+        <w:t xml:space="preserve"/>
+      </w:r>
+    </w:p>
+    <w:tbl>
+      <w:tblPr>
+        <w:tblW w:type="dxa" w:w="10800"/>
         <w:tblBorders>
           <w:top w:val="single" w:color="auto" w:sz="4"/>
           <w:left w:val="single" w:color="auto" w:sz="4"/>
@@ -470,32 +713,38 @@
         </w:tblBorders>
       </w:tblPr>
       <w:tblGrid>
-        <w:gridCol w:w="9360"/>
+        <w:gridCol w:w="10800"/>
       </w:tblGrid>
       <w:tr>
         <w:trPr>
-          <w:trHeight w:val="1300" w:hRule="atLeast"/>
+          <w:trHeight w:val="1500" w:hRule="atLeast"/>
         </w:trPr>
         <w:tc>
           <w:tcPr>
-            <w:tcW w:type="dxa" w:w="9360"/>
+            <w:tcW w:type="dxa" w:w="10800"/>
             <w:tcBorders>
-              <w:top w:val="single" w:color="888888" w:sz="8"/>
-              <w:left w:val="single" w:color="888888" w:sz="8"/>
-              <w:bottom w:val="single" w:color="888888" w:sz="8"/>
-              <w:right w:val="single" w:color="888888" w:sz="8"/>
+              <w:top w:val="single" w:color="C4C4C4" w:sz="8"/>
+              <w:left w:val="single" w:color="C4C4C4" w:sz="8"/>
+              <w:bottom w:val="single" w:color="C4C4C4" w:sz="8"/>
+              <w:right w:val="single" w:color="C4C4C4" w:sz="8"/>
             </w:tcBorders>
-            <w:shd w:fill="FAFAFA" w:val="clear"/>
             <w:tcMar>
               <w:top w:type="dxa" w:w="100"/>
-              <w:left w:type="dxa" w:w="140"/>
+              <w:left w:type="dxa" w:w="160"/>
               <w:bottom w:type="dxa" w:w="100"/>
-              <w:right w:type="dxa" w:w="140"/>
+              <w:right w:type="dxa" w:w="160"/>
             </w:tcMar>
           </w:tcPr>
           <w:p>
             <w:r>
-              <w:t xml:space="preserve"/>
+              <w:rPr>
+                <w:i/>
+                <w:iCs/>
+                <w:color w:val="8A8A8A"/>
+                <w:sz w:val="22"/>
+                <w:szCs w:val="22"/>
+              </w:rPr>
+              <w:t xml:space="preserve">Type your answer here.</w:t>
             </w:r>
           </w:p>
         </w:tc>
@@ -503,34 +752,77 @@
     </w:tbl>
     <w:p>
       <w:pPr>
-        <w:spacing w:after="100" w:before="320"/>
-      </w:pPr>
-      <w:r>
-        <w:rPr>
-          <w:rFonts w:ascii="Arial" w:cs="Arial" w:eastAsia="Arial" w:hAnsi="Arial"/>
-          <w:b/>
-          <w:bCs/>
-          <w:color w:val="007474"/>
-          <w:sz w:val="24"/>
-          <w:szCs w:val="24"/>
-        </w:rPr>
-        <w:t xml:space="preserve">6.  </w:t>
-      </w:r>
-      <w:r>
-        <w:rPr>
-          <w:rFonts w:ascii="Arial" w:cs="Arial" w:eastAsia="Arial" w:hAnsi="Arial"/>
-          <w:b/>
-          <w:bCs/>
-          <w:color w:val="10302F"/>
-          <w:sz w:val="24"/>
-          <w:szCs w:val="24"/>
-        </w:rPr>
-        <w:t xml:space="preserve">What are you most proud of on your cover?</w:t>
+        <w:spacing w:after="160"/>
+      </w:pPr>
+      <w:r>
+        <w:t xml:space="preserve"/>
       </w:r>
     </w:p>
     <w:tbl>
       <w:tblPr>
-        <w:tblW w:type="dxa" w:w="9360"/>
+        <w:tblW w:type="dxa" w:w="10800"/>
+        <w:tblBorders>
+          <w:top w:val="none"/>
+          <w:left w:val="none"/>
+          <w:bottom w:val="none"/>
+          <w:right w:val="none"/>
+          <w:insideH w:val="single" w:color="auto" w:sz="4"/>
+          <w:insideV w:val="single" w:color="auto" w:sz="4"/>
+        </w:tblBorders>
+      </w:tblPr>
+      <w:tblGrid>
+        <w:gridCol w:w="10800"/>
+      </w:tblGrid>
+      <w:tr>
+        <w:tc>
+          <w:tcPr>
+            <w:tcW w:type="dxa" w:w="10800"/>
+            <w:shd w:fill="007474" w:val="clear"/>
+            <w:tcMar>
+              <w:top w:type="dxa" w:w="70"/>
+              <w:left w:type="dxa" w:w="160"/>
+              <w:bottom w:type="dxa" w:w="70"/>
+              <w:right w:type="dxa" w:w="160"/>
+            </w:tcMar>
+          </w:tcPr>
+          <w:p>
+            <w:r>
+              <w:rPr>
+                <w:rFonts w:ascii="Arial" w:cs="Arial" w:eastAsia="Arial" w:hAnsi="Arial"/>
+                <w:b/>
+                <w:bCs/>
+                <w:color w:val="FFFFFF"/>
+                <w:sz w:val="23"/>
+                <w:szCs w:val="23"/>
+              </w:rPr>
+              <w:t xml:space="preserve">6.  </w:t>
+            </w:r>
+            <w:r>
+              <w:rPr>
+                <w:rFonts w:ascii="Arial" w:cs="Arial" w:eastAsia="Arial" w:hAnsi="Arial"/>
+                <w:b/>
+                <w:bCs/>
+                <w:color w:val="FFFFFF"/>
+                <w:sz w:val="23"/>
+                <w:szCs w:val="23"/>
+              </w:rPr>
+              <w:t xml:space="preserve">What are you most proud of on your cover?</w:t>
+            </w:r>
+          </w:p>
+        </w:tc>
+      </w:tr>
+    </w:tbl>
+    <w:p>
+      <w:pPr>
+        <w:spacing w:after="60"/>
+      </w:pPr>
+      <w:r>
+        <w:t xml:space="preserve"/>
+      </w:r>
+    </w:p>
+    <w:tbl>
+      <w:tblPr>
+        <w:tblW w:type="dxa" w:w="10800"/>
         <w:tblBorders>
           <w:top w:val="single" w:color="auto" w:sz="4"/>
           <w:left w:val="single" w:color="auto" w:sz="4"/>
@@ -541,45 +833,54 @@
         </w:tblBorders>
       </w:tblPr>
       <w:tblGrid>
-        <w:gridCol w:w="9360"/>
+        <w:gridCol w:w="10800"/>
       </w:tblGrid>
       <w:tr>
         <w:trPr>
-          <w:trHeight w:val="1300" w:hRule="atLeast"/>
+          <w:trHeight w:val="1500" w:hRule="atLeast"/>
         </w:trPr>
         <w:tc>
           <w:tcPr>
-            <w:tcW w:type="dxa" w:w="9360"/>
+            <w:tcW w:type="dxa" w:w="10800"/>
             <w:tcBorders>
-              <w:top w:val="single" w:color="888888" w:sz="8"/>
-              <w:left w:val="single" w:color="888888" w:sz="8"/>
-              <w:bottom w:val="single" w:color="888888" w:sz="8"/>
-              <w:right w:val="single" w:color="888888" w:sz="8"/>
+              <w:top w:val="single" w:color="C4C4C4" w:sz="8"/>
+              <w:left w:val="single" w:color="C4C4C4" w:sz="8"/>
+              <w:bottom w:val="single" w:color="C4C4C4" w:sz="8"/>
+              <w:right w:val="single" w:color="C4C4C4" w:sz="8"/>
             </w:tcBorders>
-            <w:shd w:fill="FAFAFA" w:val="clear"/>
             <w:tcMar>
               <w:top w:type="dxa" w:w="100"/>
-              <w:left w:type="dxa" w:w="140"/>
+              <w:left w:type="dxa" w:w="160"/>
               <w:bottom w:type="dxa" w:w="100"/>
-              <w:right w:type="dxa" w:w="140"/>
+              <w:right w:type="dxa" w:w="160"/>
             </w:tcMar>
           </w:tcPr>
           <w:p>
             <w:r>
-              <w:t xml:space="preserve"/>
+              <w:rPr>
+                <w:i/>
+                <w:iCs/>
+                <w:color w:val="8A8A8A"/>
+                <w:sz w:val="22"/>
+                <w:szCs w:val="22"/>
+              </w:rPr>
+              <w:t xml:space="preserve">Type your answer here.</w:t>
             </w:r>
           </w:p>
         </w:tc>
       </w:tr>
     </w:tbl>
     <w:p>
+      <w:pPr>
+        <w:spacing w:after="160"/>
+      </w:pPr>
       <w:r>
         <w:t xml:space="preserve"/>
       </w:r>
     </w:p>
     <w:sectPr>
       <w:pgSz w:w="12240" w:h="15840" w:orient="portrait"/>
-      <w:pgMar w:top="1080" w:right="1440" w:bottom="1080" w:left="1440" w:header="708" w:footer="708" w:gutter="0"/>
+      <w:pgMar w:top="900" w:right="720" w:bottom="900" w:left="720" w:header="708" w:footer="708" w:gutter="0"/>
       <w:pgNumType/>
       <w:docGrid w:linePitch="360"/>
     </w:sectPr>

--- a/assets/course-documents/Sketchbook-Cover-Reflection-EN.docx
+++ b/assets/course-documents/Sketchbook-Cover-Reflection-EN.docx
@@ -117,7 +117,7 @@
           <w:sz w:val="22"/>
           <w:szCs w:val="22"/>
         </w:rPr>
-        <w:t xml:space="preserve">Name</w:t>
+        <w:t xml:space="preserve">Name:</w:t>
       </w:r>
       <w:r>
         <w:rPr>
@@ -128,7 +128,7 @@
           <w:sz w:val="22"/>
           <w:szCs w:val="22"/>
         </w:rPr>
-        <w:t xml:space="preserve">	Period</w:t>
+        <w:t xml:space="preserve">	Period:</w:t>
       </w:r>
       <w:r>
         <w:rPr>
@@ -139,7 +139,7 @@
           <w:sz w:val="22"/>
           <w:szCs w:val="22"/>
         </w:rPr>
-        <w:t xml:space="preserve">	Date</w:t>
+        <w:t xml:space="preserve">	Date:</w:t>
       </w:r>
     </w:p>
     <w:p>
